--- a/documents/系統簡介/四技第115414組-救「舊」我的書-系統簡介.docx
+++ b/documents/系統簡介/四技第115414組-救「舊」我的書-系統簡介.docx
@@ -397,6 +397,27 @@
           <w:szCs w:val="24"/>
         </w:rPr>
         <w:t>將書籍存入智慧書櫃，降低上架與交付成本。</w:t>
+      </w:r>
+      <w:r>
+        <w:rPr>
+          <w:rFonts w:eastAsia="DFKai-SB" w:hint="eastAsia"/>
+          <w:szCs w:val="24"/>
+        </w:rPr>
+        <w:t>前往書櫃頁另整合捷運、公車即時到站、</w:t>
+      </w:r>
+      <w:r>
+        <w:rPr>
+          <w:rFonts w:eastAsia="DFKai-SB" w:hint="eastAsia"/>
+          <w:szCs w:val="24"/>
+        </w:rPr>
+        <w:t>YouBike</w:t>
+      </w:r>
+      <w:r>
+        <w:rPr>
+          <w:rFonts w:eastAsia="DFKai-SB" w:hint="eastAsia"/>
+          <w:szCs w:val="24"/>
+        </w:rPr>
+        <w:t>、停車與路況。</w:t>
       </w:r>
     </w:p>
     <w:p>
@@ -1158,7 +1179,7 @@
           <w:rFonts w:eastAsia="DFKai-SB" w:hint="eastAsia"/>
           <w:szCs w:val="24"/>
         </w:rPr>
-        <w:t>資料庫。</w:t>
+        <w:t>資料庫，交通資訊則整合臺北市資料大平臺開放資料。</w:t>
       </w:r>
     </w:p>
     <w:p>

--- a/documents/系統簡介/四技第115414組-救「舊」我的書-系統簡介.docx
+++ b/documents/系統簡介/四技第115414組-救「舊」我的書-系統簡介.docx
@@ -524,20 +524,13 @@
         </w:rPr>
       </w:pPr>
       <w:proofErr w:type="gramStart"/>
-      <w:r>
-        <w:rPr>
-          <w:rFonts w:eastAsia="DFKai-SB" w:hint="eastAsia"/>
-          <w:szCs w:val="24"/>
-        </w:rPr>
-        <w:t>此外，</w:t>
-      </w:r>
       <w:proofErr w:type="gramEnd"/>
       <w:r>
         <w:rPr>
           <w:rFonts w:eastAsia="DFKai-SB" w:hint="eastAsia"/>
           <w:szCs w:val="24"/>
         </w:rPr>
-        <w:t>系統提供會員等級、即時聊天與後台管理功能，強化使用者互動與平台營運能力。</w:t>
+        <w:t>此外，系統提供個人化推薦、會員等級、即時聊天與後台管理，強化互動與平台營運。</w:t>
       </w:r>
     </w:p>
     <w:p>
@@ -852,49 +845,35 @@
           <w:rFonts w:eastAsia="DFKai-SB"/>
           <w:szCs w:val="24"/>
         </w:rPr>
-        <w:t>採用自製</w:t>
-      </w:r>
-      <w:r>
-        <w:rPr>
-          <w:rFonts w:eastAsia="DFKai-SB"/>
-          <w:szCs w:val="24"/>
-        </w:rPr>
-        <w:t>3D</w:t>
-      </w:r>
-      <w:r>
-        <w:rPr>
-          <w:rFonts w:eastAsia="DFKai-SB"/>
-          <w:szCs w:val="24"/>
-        </w:rPr>
-        <w:t>列印書櫃，結合</w:t>
-      </w:r>
-      <w:r>
-        <w:rPr>
-          <w:rFonts w:eastAsia="DFKai-SB"/>
-          <w:szCs w:val="24"/>
-        </w:rPr>
-        <w:t>ESP32</w:t>
-      </w:r>
-      <w:r>
-        <w:rPr>
-          <w:rFonts w:eastAsia="DFKai-SB"/>
-          <w:szCs w:val="24"/>
-        </w:rPr>
-        <w:t>控制模組，提供</w:t>
-      </w:r>
-      <w:r>
-        <w:rPr>
-          <w:rFonts w:eastAsia="DFKai-SB"/>
-          <w:szCs w:val="24"/>
-        </w:rPr>
-        <w:t>24</w:t>
-      </w:r>
-      <w:r>
-        <w:rPr>
-          <w:rFonts w:eastAsia="DFKai-SB"/>
-          <w:szCs w:val="24"/>
-        </w:rPr>
-        <w:t>小時非同步取書服務。</w:t>
+        <w:t xml:space="preserve">採用自製木作書櫃，正面面板與櫃門以壓克力雷射切割，結合</w:t>
+      </w:r>
+      <w:r>
+        <w:rPr>
+          <w:rFonts w:eastAsia="DFKai-SB"/>
+          <w:szCs w:val="24"/>
+        </w:rPr>
+        <w:t xml:space="preserve">ESP32-S3</w:t>
+      </w:r>
+      <w:r>
+        <w:rPr>
+          <w:rFonts w:eastAsia="DFKai-SB"/>
+          <w:szCs w:val="24"/>
+        </w:rPr>
+        <w:t xml:space="preserve">控制模組，提供</w:t>
+      </w:r>
+      <w:r>
+        <w:rPr>
+          <w:rFonts w:eastAsia="DFKai-SB"/>
+          <w:szCs w:val="24"/>
+        </w:rPr>
+        <w:t xml:space="preserve">24</w:t>
+      </w:r>
+      <w:r>
+        <w:rPr>
+          <w:rFonts w:eastAsia="DFKai-SB"/>
+          <w:szCs w:val="24"/>
+        </w:rPr>
+        <w:t xml:space="preserve">小時非同步取書服務。</w:t>
       </w:r>
     </w:p>
     <w:p>
@@ -1172,7 +1151,7 @@
           <w:rFonts w:eastAsia="DFKai-SB" w:hint="eastAsia"/>
           <w:szCs w:val="24"/>
         </w:rPr>
-        <w:t>MySQL</w:t>
+        <w:t>MariaDB</w:t>
       </w:r>
       <w:r>
         <w:rPr>
@@ -1283,35 +1262,49 @@
           <w:rFonts w:eastAsia="DFKai-SB" w:hint="eastAsia"/>
           <w:szCs w:val="24"/>
         </w:rPr>
-        <w:t>智慧書櫃：以</w:t>
-      </w:r>
-      <w:r>
-        <w:rPr>
-          <w:rFonts w:eastAsia="DFKai-SB" w:hint="eastAsia"/>
-          <w:szCs w:val="24"/>
-        </w:rPr>
-        <w:t>C/C++</w:t>
-      </w:r>
-      <w:r>
-        <w:rPr>
-          <w:rFonts w:eastAsia="DFKai-SB" w:hint="eastAsia"/>
-          <w:szCs w:val="24"/>
-        </w:rPr>
-        <w:t>搭配</w:t>
-      </w:r>
-      <w:r>
-        <w:rPr>
-          <w:rFonts w:eastAsia="DFKai-SB" w:hint="eastAsia"/>
-          <w:szCs w:val="24"/>
-        </w:rPr>
-        <w:t>Arduino Core for ESP32</w:t>
-      </w:r>
-      <w:r>
-        <w:rPr>
-          <w:rFonts w:eastAsia="DFKai-SB" w:hint="eastAsia"/>
-          <w:szCs w:val="24"/>
-        </w:rPr>
-        <w:t>撰寫韌體，控制電子鎖與感測模組。</w:t>
+        <w:t xml:space="preserve">智慧書櫃：以</w:t>
+      </w:r>
+      <w:r>
+        <w:rPr>
+          <w:rFonts w:eastAsia="DFKai-SB" w:hint="eastAsia"/>
+          <w:szCs w:val="24"/>
+        </w:rPr>
+        <w:t xml:space="preserve">C/C++</w:t>
+      </w:r>
+      <w:r>
+        <w:rPr>
+          <w:rFonts w:eastAsia="DFKai-SB" w:hint="eastAsia"/>
+          <w:szCs w:val="24"/>
+        </w:rPr>
+        <w:t xml:space="preserve">搭配</w:t>
+      </w:r>
+      <w:r>
+        <w:rPr>
+          <w:rFonts w:eastAsia="DFKai-SB" w:hint="eastAsia"/>
+          <w:szCs w:val="24"/>
+        </w:rPr>
+        <w:t xml:space="preserve">ESP-IDF</w:t>
+      </w:r>
+      <w:r>
+        <w:rPr>
+          <w:rFonts w:eastAsia="DFKai-SB" w:hint="eastAsia"/>
+          <w:szCs w:val="24"/>
+        </w:rPr>
+        <w:t xml:space="preserve">撰寫</w:t>
+      </w:r>
+      <w:r>
+        <w:rPr>
+          <w:rFonts w:eastAsia="DFKai-SB" w:hint="eastAsia"/>
+          <w:szCs w:val="24"/>
+        </w:rPr>
+        <w:t xml:space="preserve">ESP32-S3</w:t>
+      </w:r>
+      <w:r>
+        <w:rPr>
+          <w:rFonts w:eastAsia="DFKai-SB" w:hint="eastAsia"/>
+          <w:szCs w:val="24"/>
+        </w:rPr>
+        <w:t xml:space="preserve">韌體，控制電磁鎖與顯示螢幕。</w:t>
       </w:r>
     </w:p>
     <w:p>
@@ -1335,42 +1328,21 @@
           <w:rFonts w:eastAsia="DFKai-SB" w:hint="eastAsia"/>
           <w:szCs w:val="24"/>
         </w:rPr>
-        <w:t>3D</w:t>
-      </w:r>
-      <w:r>
-        <w:rPr>
-          <w:rFonts w:eastAsia="DFKai-SB" w:hint="eastAsia"/>
-          <w:szCs w:val="24"/>
-        </w:rPr>
-        <w:t>設計：以</w:t>
-      </w:r>
-      <w:r>
-        <w:rPr>
-          <w:rFonts w:eastAsia="DFKai-SB" w:hint="eastAsia"/>
-          <w:szCs w:val="24"/>
-        </w:rPr>
-        <w:t>SolidWorks 2025</w:t>
-      </w:r>
-      <w:r>
-        <w:rPr>
-          <w:rFonts w:eastAsia="DFKai-SB" w:hint="eastAsia"/>
-          <w:szCs w:val="24"/>
-        </w:rPr>
-        <w:t>建模，搭配</w:t>
-      </w:r>
-      <w:r>
-        <w:rPr>
-          <w:rFonts w:eastAsia="DFKai-SB" w:hint="eastAsia"/>
-          <w:szCs w:val="24"/>
-        </w:rPr>
-        <w:t>Bambu Studio</w:t>
-      </w:r>
-      <w:r>
-        <w:rPr>
-          <w:rFonts w:eastAsia="DFKai-SB" w:hint="eastAsia"/>
-          <w:szCs w:val="24"/>
-        </w:rPr>
-        <w:t>進行切片列印。</w:t>
+        <w:t xml:space="preserve">機構設計：以</w:t>
+      </w:r>
+      <w:r>
+        <w:rPr>
+          <w:rFonts w:eastAsia="DFKai-SB" w:hint="eastAsia"/>
+          <w:szCs w:val="24"/>
+        </w:rPr>
+        <w:t xml:space="preserve">SolidWorks 2025</w:t>
+      </w:r>
+      <w:r>
+        <w:rPr>
+          <w:rFonts w:eastAsia="DFKai-SB" w:hint="eastAsia"/>
+          <w:szCs w:val="24"/>
+        </w:rPr>
+        <w:t xml:space="preserve">繪製書櫃，並輸出壓克力面板與櫃門之雷射切割圖檔。</w:t>
       </w:r>
     </w:p>
     <w:p>
@@ -1773,14 +1745,14 @@
           <w:rFonts w:eastAsia="DFKai-SB"/>
           <w:szCs w:val="24"/>
         </w:rPr>
-        <w:t>ESP32</w:t>
-      </w:r>
-      <w:r>
-        <w:rPr>
-          <w:rFonts w:eastAsia="DFKai-SB"/>
-          <w:szCs w:val="24"/>
-        </w:rPr>
-        <w:t>微控制器，透過</w:t>
+        <w:t>ESP32-S3</w:t>
+      </w:r>
+      <w:r>
+        <w:rPr>
+          <w:rFonts w:eastAsia="DFKai-SB"/>
+          <w:szCs w:val="24"/>
+        </w:rPr>
+        <w:t>微控制器，以</w:t>
       </w:r>
       <w:r>
         <w:rPr>
@@ -1794,7 +1766,7 @@
           <w:rFonts w:eastAsia="DFKai-SB"/>
           <w:szCs w:val="24"/>
         </w:rPr>
-        <w:t>與雲端後台通訊。</w:t>
+        <w:t>與雲端通訊。</w:t>
       </w:r>
     </w:p>
     <w:p>
@@ -1859,28 +1831,14 @@
           <w:szCs w:val="24"/>
         </w:rPr>
       </w:pPr>
-      <w:r>
-        <w:rPr>
-          <w:rFonts w:eastAsia="DFKai-SB" w:hint="eastAsia"/>
-          <w:szCs w:val="24"/>
-        </w:rPr>
-        <w:t>未來將導入</w:t>
-      </w:r>
       <w:proofErr w:type="gramStart"/>
-      <w:r>
-        <w:rPr>
-          <w:rFonts w:eastAsia="DFKai-SB" w:hint="eastAsia"/>
-          <w:szCs w:val="24"/>
-        </w:rPr>
-        <w:t>區塊鏈智慧</w:t>
-      </w:r>
       <w:proofErr w:type="gramEnd"/>
       <w:r>
         <w:rPr>
           <w:rFonts w:eastAsia="DFKai-SB" w:hint="eastAsia"/>
           <w:szCs w:val="24"/>
         </w:rPr>
-        <w:t>合約，發展「驗收後自動撥款」機制，以提升交易透明度與安全性；同時結合使用者行為資料，建立個人化推薦系統，提高媒合效率。</w:t>
+        <w:t xml:space="preserve">未來將導入區塊鏈智慧合約，發展「驗收後自動撥款」機制，以提升交易透明度與安全性。</w:t>
       </w:r>
     </w:p>
     <w:p>
